--- a/DOC/KH/NF-DOC-005_មគ្គុទេសក៍អតិថិជន_KH.docx
+++ b/DOC/KH/NF-DOC-005_មគ្គុទេសក៍អតិថិជន_KH.docx
@@ -912,6 +912,69 @@
         <w:spacing w:after="40"/>
       </w:pPr>
     </w:p>
+    <w:tbl>
+      <w:tblPr>
+        <w:tblStyle w:val="TableGrid"/>
+        <w:tblW w:type="auto" w:w="0"/>
+        <w:tblLook w:firstColumn="1" w:firstRow="1" w:lastColumn="0" w:lastRow="0" w:noHBand="0" w:noVBand="1" w:val="04A0"/>
+      </w:tblPr>
+      <w:tblGrid>
+        <w:gridCol w:w="9317"/>
+      </w:tblGrid>
+      <w:tr>
+        <w:tc>
+          <w:tcPr>
+            <w:tcW w:type="dxa" w:w="9317"/>
+            <w:tcBorders>
+              <w:left w:val="single" w:sz="28" w:space="0" w:color="00BDAA"/>
+            </w:tcBorders>
+            <w:shd w:val="clear" w:fill="E0F7F4"/>
+            <w:tcMar>
+              <w:top w:w="140" w:type="dxa"/>
+              <w:start w:w="200" w:type="dxa"/>
+              <w:bottom w:w="140" w:type="dxa"/>
+              <w:end w:w="200" w:type="dxa"/>
+            </w:tcMar>
+          </w:tcPr>
+          <w:p>
+            <w:pPr>
+              <w:spacing w:after="60"/>
+            </w:pPr>
+            <w:r/>
+            <w:r>
+              <w:rPr>
+                <w:rFonts w:ascii="Khmer OS Siemreap" w:hAnsi="Khmer OS Siemreap" w:cs="Khmer OS Siemreap"/>
+                <w:b/>
+                <w:i w:val="0"/>
+                <w:color w:val="0B1F2E"/>
+                <w:sz w:val="21"/>
+              </w:rPr>
+              <w:t>អ៊ីមែលមិនទាន់ផ្ទៀងផ្ទាត់?</w:t>
+            </w:r>
+          </w:p>
+          <w:p>
+            <w:pPr>
+              <w:spacing w:after="0"/>
+            </w:pPr>
+            <w:r>
+              <w:rPr>
+                <w:rFonts w:ascii="Khmer OS Siemreap" w:hAnsi="Khmer OS Siemreap" w:cs="Khmer OS Siemreap"/>
+                <w:b w:val="0"/>
+                <w:i w:val="0"/>
+                <w:color w:val="0B1F2E"/>
+                <w:sz w:val="20"/>
+              </w:rPr>
+              <w:t>គណនីថ្មីត្រូវតែផ្ទៀងផ្ទាត់អ៊ីមែលមុនពេលចូលលើកដំបូង។ បញ្ចូលកូដ ៦ ខ្ទង់ដែលបានផ្ញើទៅអ៊ីមែល រួចចូលម្តងទៀត។</w:t>
+            </w:r>
+          </w:p>
+        </w:tc>
+      </w:tr>
+    </w:tbl>
+    <w:p>
+      <w:pPr>
+        <w:spacing w:after="40"/>
+      </w:pPr>
+    </w:p>
     <w:p>
       <w:pPr>
         <w:pStyle w:val="Heading1"/>
@@ -1449,7 +1512,7 @@
                 <w:color w:val="0B1F2E"/>
                 <w:sz w:val="19"/>
               </w:rPr>
-              <w:t>ប្រើបញ្ជា /link។</w:t>
+              <w:t>ផ្ញើ /link ទៅប៉ុត បន្ទាប់មកបញ្ជាក់ជាមួយកូដដែលបានផ្ញើទៅអ៊ីមែល (/confirm &lt;code&gt;)។</w:t>
             </w:r>
           </w:p>
         </w:tc>

--- a/DOC/KH/NF-DOC-005_មគ្គុទេសក៍អតិថិជន_KH.docx
+++ b/DOC/KH/NF-DOC-005_មគ្គុទេសក៍អតិថិជន_KH.docx
@@ -1106,7 +1106,7 @@
           <w:color w:val="008A7C"/>
           <w:sz w:val="26"/>
         </w:rPr>
-        <w:t>៤.១ ការទូទាត់ KHQR</w:t>
+        <w:t>៤.១ សងប្រាក់កម្ចី (ABA PayWay Hosted Checkout)</w:t>
       </w:r>
     </w:p>
     <w:p>
@@ -1118,7 +1118,7 @@
           <w:color w:val="0B1F2E"/>
           <w:sz w:val="21"/>
         </w:rPr>
-        <w:t>ចូលទៅ 'KHQR Payment' ដើម្បីបង្កើតកូដ QR។</w:t>
+        <w:t>ចូលទៅ 'Loan Repayment' ក្នុង sidebar។ ទំព័របង្ហាញការដំឡើងថ្មី និងសមតុល្យ ដែលត្រូវសង នៃកម្ចីសកម្មរបស់អ្នក។</w:t>
       </w:r>
     </w:p>
     <w:p>
@@ -1134,7 +1134,7 @@
           <w:color w:val="0B1F2E"/>
           <w:sz w:val="21"/>
         </w:rPr>
-        <w:t>បញ្ចូលចំនួនទឹកប្រាក់</w:t>
+        <w:t>ជ្រើសរើសចំនួនទឹកប្រាក់៖ ដំឡើងបន្ទាប់ សមតុល្យពេញ ឬចំនួនផ្ទាល់ខ្លួន</w:t>
       </w:r>
     </w:p>
     <w:p>
@@ -1150,7 +1150,7 @@
           <w:color w:val="0B1F2E"/>
           <w:sz w:val="21"/>
         </w:rPr>
-        <w:t>ជ្រើសរើសរូបិយប័ណ្ណ</w:t>
+        <w:t>ចុច 'Pay Now' — ទំព័រទូទាត់សុវត្ថិភាព ABA PayWay បើកក្នុង tab ថ្មី</w:t>
       </w:r>
     </w:p>
     <w:p>
@@ -1166,7 +1166,7 @@
           <w:color w:val="0B1F2E"/>
           <w:sz w:val="21"/>
         </w:rPr>
-        <w:t>កូដ KHQR ត្រូវបានបង្កើត</w:t>
+        <w:t>បញ្ចប់ការទូទាត់ជាមួយ KHQR, ABA PAY, ប័ណ្ណ ឬវិធីសាស្ត្រផ្សេងទៀត</w:t>
       </w:r>
     </w:p>
     <w:p>
@@ -1182,7 +1182,19 @@
           <w:color w:val="0B1F2E"/>
           <w:sz w:val="21"/>
         </w:rPr>
-        <w:t>ស្កេនជាមួយ banking app</w:t>
+        <w:t>បន្ទាប់ពីទូទាត់ អ្នកត្រូវបានត្រឡប់ទៅទំព័រជោគជ័យ ហើយ dashboard អាប់ដេតដោយស្វ័យប្រវត្តិ</w:t>
+      </w:r>
+    </w:p>
+    <w:p>
+      <w:r>
+        <w:rPr>
+          <w:rFonts w:ascii="Khmer OS Siemreap" w:hAnsi="Khmer OS Siemreap" w:cs="Khmer OS Siemreap"/>
+          <w:b w:val="0"/>
+          <w:i w:val="0"/>
+          <w:color w:val="0B1F2E"/>
+          <w:sz w:val="21"/>
+        </w:rPr>
+        <w:t>អ្នកក៏អាចស្កេនកូដ KHQR នៅលើទំព័រ checkout ជាមួយ banking app ដែលត្រូវគ្នា។</w:t>
       </w:r>
     </w:p>
     <w:p>
@@ -1454,7 +1466,7 @@
                 <w:color w:val="0B1F2E"/>
                 <w:sz w:val="19"/>
               </w:rPr>
-              <w:t>KHQR (Bakong) និង ABA PayWay។</w:t>
+              <w:t>KHQR (Bakong) និង ABA PayWay hosted checkout (KHQR, ABA PAY, ប័ណ្ណ)។</w:t>
             </w:r>
           </w:p>
         </w:tc>
